--- a/example_articles/countries/Sweden/1.countries_Sweden_New_York_Times.docx
+++ b/example_articles/countries/Sweden/1.countries_Sweden_New_York_Times.docx
@@ -29,17 +29,17 @@
     </w:p>
     <w:p>
       <w:r>
-        <w:t>Source File: NYT/40.DOCX</w:t>
+        <w:t>Source file: NYT/40.DOCX</w:t>
       </w:r>
     </w:p>
     <w:p>
       <w:r>
-        <w:t>Raw locations result: ['Sweden']</w:t>
+        <w:t>Raw locations result, 'locations': ['Sweden']</w:t>
       </w:r>
     </w:p>
     <w:p>
       <w:r>
-        <w:t>countries_stand_flat (Standardized): Sweden</w:t>
+        <w:t>Standardized locations result, 'countries_stand_flat': Sweden</w:t>
       </w:r>
     </w:p>
     <w:p>

--- a/example_articles/countries/Sweden/1.countries_Sweden_New_York_Times.docx
+++ b/example_articles/countries/Sweden/1.countries_Sweden_New_York_Times.docx
@@ -7,9 +7,9 @@
         <w:pStyle w:val="Heading1"/>
       </w:pPr>
       <w:r>
-        <w:t>FILM VIEW;</w:t>
+        <w:t>Reviews/Television;</w:t>
         <w:br/>
-        <w:t>Shed a Tear for Stella, Still Noble but Senseless</w:t>
+        <w:t>A Life of Garbo, Mostly Through Films</w:t>
       </w:r>
     </w:p>
     <w:p>
@@ -19,17 +19,17 @@
     </w:p>
     <w:p>
       <w:r>
-        <w:t>Date: 1990-02-11</w:t>
+        <w:t>Date: 1990-12-03</w:t>
       </w:r>
     </w:p>
     <w:p>
       <w:r>
-        <w:t>Section: Section 2; Page 15, Column 1; Arts and Leisure Desk; Review</w:t>
+        <w:t>Section: Section C;; Section C; Page 18; Column 4; Cultural Desk; Column 4;; Review</w:t>
       </w:r>
     </w:p>
     <w:p>
       <w:r>
-        <w:t>Source file: NYT/40.DOCX</w:t>
+        <w:t>Source file: NYT/38.DOCX</w:t>
       </w:r>
     </w:p>
     <w:p>
@@ -51,45 +51,29 @@
     </w:p>
     <w:p>
       <w:r>
-        <w:t>In both the famous 1937 King Vidor version of ''Stella Dallas'' and the apt-to-be-less-famous (but still surprisingly workable) 1990 remake, Stella receives an unexpected visitor one Christmas Eve. He is Stephen Dallas, the well-born, debonair father of Stella's beloved only child, and Stella hasn't seen him in a long time. She wants to make the right impression. So she hurries to her bedroom and dresses with care, stopping at the last minute to tear off a bit of extra trimming. She knows that her outfit looks a lot more elegant without it.</w:t>
+        <w:t>Ted Turner's TNT cable channel has been churning out a series of star biographies carefully keyed to the extensive and expensive library of films acquired by Mr. Turner in widely publicized deals. These so-called biodocs have a fairly rigid format, offering a compilation of film clips with a predictably gushing script read by a well-known contemporary actor.</w:t>
         <w:br/>
-        <w:t>This is the scene that gives the lie to ''Stella Dallas,'' to ''Stella'' and to Stella herself, a character whose popularity as a soapsuds heroine is in no way compromised by the fact that she happens not to make any sense. On the one hand, she's a simple seamstress and homebody willing to sacrifice everything for her child's best interests even by going so far as to bow out of her daughter's life. On the other, she is sufficiently canny (and, in the Barbara Stanwyck version, even calculating) to have trapped and bagged Stephen Dallas in the first place.</w:t>
+        <w:t>A couple of months ago, Jessica Lange was the host for a review of Vivien Leigh's career, not least her triumph in "Gone With the Wind," a jewel in the Turner library. The program was sketchy but promotionally on target. Tonight's effort, which can be seen at 8 and 11:30, is a bit more unusual and considerably more rewarding. Produced by Ellen M. Krass and Susan F. Walker and written by David Ansen, a film critic for Newsweek, with Glenn Close as host, "The Divine Garbo" takes the unorthodox approach of viewing the life of a Hollywood legend primarily through her movies.</w:t>
         <w:br/>
-        <w:t>Salt-of-the-earth Stella is a victim of her own tacky tastes, since they cost her social acceptance in the short run and, in the long run, her daughter. Yet she's also savvy enough, as the Christmas Eve scene indicates, to be well aware of her own vulgarity and more than capable of disguising it. So is it really necessary, in any version of this story, for Stella to step out of her daughter's life for the sake of the young woman's happiness? She could accomplish the very same thing by electing not to dress herself like a float at the Rose Bowl parade.</w:t>
+        <w:t>Greta Garbo really did want to be alone, although this documentary reminds us of her exact words: "I never said I want to be left alone. I only said I want to be let alone. There is a world of difference." In any event, she refused to get caught up in standard star shenanigans. No interviews, no autographs, no public-relations nonsense. Her very obstinacy became a mark of integrity, not to mention an invaluable source of free publicity. The "I vont to be alone" motif was incorporated into many of her movies, as a witty collage of clips proves in this documentary.</w:t>
         <w:br/>
-        <w:t>It's just as well that ''Stella Dallas'' is so hole-ridden, since the job of trying to fill those holes is such a lively part of the film-making process. Any version of this story is even more valuable as sociological artifact than it is as drama. The 1937 version, with its utter faith in the rightness of Stella's decision to catapult her daughter into a life of wealth and privilege, reflected a Depression view of class distinctions as a source of escapism, not of resentment. The 1990 retread, made at a time when factors like wealth, single parenthood and the independence of children are so far from from what they used to be, paints a very different picture.</w:t>
+        <w:t>Born in 1905 in Stockholm and originally named Greta Gustafsson, Garbo was the third child of working-class parents. Forced to go to work at the age of 14, she drifted into a modeling career, and there are some fascinating glimpses of her in promotional films made in the early 1920's. It was the Swedish director Mauritz Stiller, who was said to be a homosexual and who became her Svengali, who told her how to look, dress and act and who even arranged her debut as Greta Garbo in his 1924 film "The Saga of Gosta Berling."</w:t>
         <w:br/>
-        <w:t>Like Jessica Lange playing another kind of single mother in ''Men Don't Leave,'' Bette Midler is a patently strong-willed and persuasive actress working overtime to seem submissive and frail. And Robert Getchell's screenplay for ''Stella'' (which was directed by John Erman) does its best to bury Ms. Midler's more formidable side. If her Stella, like Stanwyck's, went out of her way to land the rich, handsome Stephen Dallas, she might lose audience sympathy in the film's very first stages, since Ms. Midler is so patently an aggressive modern woman. Therefore, the new ''Stella'' removes one onus from its heroine by making her less predatory. But it adds another by making her an unwed mother.</w:t>
+        <w:t>Scouting for talent in Berlin, Louis B. Mayer signed a contract with Stiller, but only after the M-G-M mogul somewhat reluctantly agreed to give Garbo a contract as part of the deal. The rest is pop history, with the actress becoming an international star and her mentor eventually dismissed and returning to die brokenhearted in Sweden.</w:t>
         <w:br/>
-        <w:t>So there is Stella, innocently working as a barmaid (before she begins taking in sewing) in a cosy little upstate New York watering hole, when in wanders a great-looking medical student in a cashmere sweater. Stella hardly knows he's there when she happens, just as part of the evening's fun, to leap onto the counter and do a lively pantomime of a striptease. Stephen Dallas can't help but notice, and soon he is begging for a chance to get to know Stella better. But she turns him down. She doesn't trust guys in cashmere, she says.</w:t>
+        <w:t>This survey of Garbo's films, from silents to talkies, is crisply efficient, although certain details are annoying. Once again, we hear that John Gilbert, Garbo's great co-star and off-screen lover, could not make the transition to sound movies because the public laughed at his high-pitched voice. Yet minutes later, we watch Gilbert opposite Garbo in "Queen Christina" and his voice is quite ordinary, almost husky. Canards die hard, evidently.</w:t>
         <w:br/>
-        <w:t>The age, appearance and well-known personality of Bette Midler mean that this is nonsense from the start, but still it's fairly shrewd. Once Stella has disavowed any attraction to Stephen's money and breeding, she can concentrate on showing herself off as great company and a great sport. The courtship stage is thus made reasonably credible, and so is the fact of Stella's unexpected pregnancy. When faced with this, Stephen Dallas tries to help Stella in any way possible, whether by marrying her or financing an abortion. It isn't easy for either Stella or the film makers to explain why she would so adamantly reject his support.</w:t>
+        <w:t>What does come across magnificently is Garbo's extraordinary ability to appear completely unaffected in front of a camera. (William Daniels was the cinematographer for 20 of her 27 films.) Even today, when so many of the actors around her look dated and exaggerated, Garbo appears to be utterly fresh and timeless.</w:t>
         <w:br/>
-        <w:t>In fact, if today's Stella had married and then separated from a spouse, she would elicit a lot less sympathy than her 1937 counterpart. Since it's important to the story that Stephen Dallas not be presented as a heel, he would no doubt be an attentive father; and a divorced father of today would have every reason to expect to play an active role in his child's life. It would be much harder to present Stella, with a wealthy and helpful ex-husband in the background, as a lonely martyr sacrificing everything for her little girl.</w:t>
-        <w:br/>
-        <w:t>Why couldn't today's film makers have recast Stephen as a stinker? They were, after all, custom tailoring the story to flatter Ms. Midler in other ways. But it's essential that he remain the character who offers the couple's daughter a so-called better life, otherwise there's no reason for Stella to martyr herself for the girl's well-being. And what exactly does a better life really mean? That, too, has changed significantly over the years.</w:t>
-        <w:br/>
-        <w:t>In the earlier film, Stephen Dallas and his gracious new fiancee are unmistakably affluent, but there is much more than money to differentiate their life from Stella's. Stella dresses loudly, speaks with a heavy working-class accent and labors long and hard at a thankless job as a seamstress; Stephen and the serenely elegant Helen Morrison spend their time at a grand, spacious house (which is Helen's) and live a life that is apparently trouble-free. Everything about the way Stephen and Helen comport themselves bespeaks privilege, and the kind of privilege that is not acquired but innate. The earlier ''Stella Dallas'' has a real and uncomplicated faith in the distinctions born of class.</w:t>
-        <w:br/>
-        <w:t>Today, Stephen and a fiancee called Janice Morrison (played by Stephen Collins and Marsha Mason) live in a roomy New York apartment, and Janice works as a book editor in an office that looks both homey and high-priced. But when Stella goes to visit the kindly Janice and announces her desire to turn over the teen-age Jennifer (Trini Alvarado) to her father, she makes a point of saying that money has nothing to do with her decision. Instead, it's a matter of books, museums and art. ''I know you can take a girl to a museum and buy her a book,'' says Stella, ''but when she gets home, who's she gonna talk about it to?''</w:t>
-        <w:br/>
-        <w:t>In today's world, though, everything about Stephen and Janice's household, from the antique furniture to the little boy (Janice's son) drinking milk out of a stemmed wine glass, indicates exactly the kind of advantage that money can buy. And the genteel boy who takes an interest in Jennifer wears a blazer with an insignia and tells her that he's second-generation Ivy League. Theirs may be a rarefied universe, but it's by no means as inaccessible to a smart, feisty, determined woman like Stella as it would have been in 1937 (or even more so in 1923, when the novel ''Stella Dallas'' was written). A working-class heritage is no longer, in a more fluid world and and at a time when money alone can be enough to secure upper-class status, a good enough explanation of why Stella feels she has no chance to better her own lot.</w:t>
-        <w:br/>
-        <w:t>What holds Stella back and keeps her in Watertown, selling cosmetics door to door (in a later stage of her career)? The new film offers no direct explanation, but it hints at an indirect one. Stella starts out working in a bar, and her close pal Ed Munn (played by John Goodman) has a drinking problem. Stella herself, when it comes time to accompany Jenny on a visit to a posh hotel in Florida, bleaches her hair bright yellow and turns up in a pink, purple and turquoise horror of an outfit, dancing around and flirting outrageously with the bartender at the hotel pool.</w:t>
-        <w:br/>
-        <w:t>Later on, she crumples into a mass of self-pity and recrimination wearing an outfit of taxicab yellow and lime green. If Stella herself had a tendency to indulge too much, her strange mood swings, her flamboyant behavior and her inability to break though the narrow boundaries of her life would at least have some logic. But then, of course, she'd be a lot less viable as a victim.</w:t>
-        <w:br/>
-        <w:t>The world in which Jenny's friends might obediently shun the young woman's birthday party because their mothers are disdainful of Stella is a different world from one that finds these same kids driving wildly by Stella's house on the night of the party, dropping their pants and shouting insults. It's not a world in which any real person has ever lived. Why, then, should movie audiences of any era respond to a story like ''Stella Dallas'' with anything but amusement and disbelief?</w:t>
-        <w:br/>
-        <w:t>Only because knee-jerk nobility will never go out of style. Because it's fun to watch an actress sink her teeth into such a great big hambone of a role. And because there are few among us who don't sometimes enjoy a good cry, especially a good cry for no good reason.</w:t>
-        <w:br/>
-        <w:br/>
-        <w:t>Graphic</w:t>
-        <w:br/>
+        <w:t>The presentations of "The Divine Garbo" are to be followed by "Camille" (1937), at 9 P.M. with color added and at 12:30 A.M. in black and white. Watch it and be astonished. Garbo remains, as this documentary puts it, the screen's grandest illusion.</w:t>
         <w:br/>
         <w:t xml:space="preserve"> </w:t>
         <w:br/>
-        <w:t>Photos: At left, Trini Alvarado as the daughter and Bette Midler as the mother in the current ''Stella''; above, Barbara Stanwyck and Anne Shirley as mother and daughter in ''Stella Dallas'' (1937) (Pat Harbron (''Stella'')) (pg. 15); Jessica Lange in ''Men Don't Leave''-another single mother (pg. 18)</w:t>
+        <w:t>The Divine Garbo</w:t>
+        <w:br/>
+        <w:t xml:space="preserve"> </w:t>
+        <w:br/>
+        <w:t>Directed and edited by Susan F. Walker; written by David Ansen; music by Mark Governor; director of photography, Bill Megalos; associate producer, Lissa Albaum; produced by Ellen M. Krass and Ms. Walker; Ms. Krass, executive producer; Glenn Close, host. At 8 and 11:30 P.M. today on TNT.</w:t>
       </w:r>
     </w:p>
     <w:sectPr>

--- a/example_articles/countries/Sweden/1.countries_Sweden_New_York_Times.docx
+++ b/example_articles/countries/Sweden/1.countries_Sweden_New_York_Times.docx
@@ -7,9 +7,7 @@
         <w:pStyle w:val="Heading1"/>
       </w:pPr>
       <w:r>
-        <w:t>Reviews/Television;</w:t>
-        <w:br/>
-        <w:t>A Life of Garbo, Mostly Through Films</w:t>
+        <w:t>Ingmar Bergman's Summer Movies Raise the Temperature</w:t>
       </w:r>
     </w:p>
     <w:p>
@@ -19,17 +17,17 @@
     </w:p>
     <w:p>
       <w:r>
-        <w:t>Date: 1990-12-03</w:t>
+        <w:t>Date: 2019-07-24</w:t>
       </w:r>
     </w:p>
     <w:p>
       <w:r>
-        <w:t>Section: Section C;; Section C; Page 18; Column 4; Cultural Desk; Column 4;; Review</w:t>
+        <w:t>Section: ARTS</w:t>
       </w:r>
     </w:p>
     <w:p>
       <w:r>
-        <w:t>Source file: NYT/38.DOCX</w:t>
+        <w:t>Source file: NYT/19.DOCX</w:t>
       </w:r>
     </w:p>
     <w:p>
@@ -51,29 +49,33 @@
     </w:p>
     <w:p>
       <w:r>
-        <w:t>Ted Turner's TNT cable channel has been churning out a series of star biographies carefully keyed to the extensive and expensive library of films acquired by Mr. Turner in widely publicized deals. These so-called biodocs have a fairly rigid format, offering a compilation of film clips with a predictably gushing script read by a well-known contemporary actor.</w:t>
+        <w:t>The fleeting Nordic summer, a respite from the darkness of interminable winter, is "the loveliest time of the year," the Swedish author Selma Lagerlof wrote, with some understatement, in "The Story of Gosta Berling": "Everything was beautiful. The road, gray and dusty as it was, had its border of flowers." Even "the smallest child went on the road with a bunch of lilacs in her hand, and every peasant woman had a little bouquet stuck in her neckerchief."</w:t>
         <w:br/>
-        <w:t>A couple of months ago, Jessica Lange was the host for a review of Vivien Leigh's career, not least her triumph in "Gone With the Wind," a jewel in the Turner library. The program was sketchy but promotionally on target. Tonight's effort, which can be seen at 8 and 11:30, is a bit more unusual and considerably more rewarding. Produced by Ellen M. Krass and Susan F. Walker and written by David Ansen, a film critic for Newsweek, with Glenn Close as host, "The Divine Garbo" takes the unorthodox approach of viewing the life of a Hollywood legend primarily through her movies.</w:t>
+        <w:t>This heady season of bright nights, wild strawberries and pantheistic joy is recalled as a time of intense yearning and elusive happiness, shadowed by an impending autumn, in the early movies of Sweden's greatest filmmaker, Ingmar Bergman — notably "Summer Interlude" (1951) and "Summer With Monika" (1953).</w:t>
         <w:br/>
-        <w:t>Greta Garbo really did want to be alone, although this documentary reminds us of her exact words: "I never said I want to be left alone. I only said I want to be let alone. There is a world of difference." In any event, she refused to get caught up in standard star shenanigans. No interviews, no autographs, no public-relations nonsense. Her very obstinacy became a mark of integrity, not to mention an invaluable source of free publicity. The "I vont to be alone" motif was incorporated into many of her movies, as a witty collage of clips proves in this documentary.</w:t>
+        <w:t>"Summer Interlude" is a journey into the past. It opens with a montage of the earth in bloom, followed by a shot of windblown leaves. The heart of the movie is a prolonged flashback that begins when a dancer (Maj-Britt Nilsson), feeling old and already mourning her youth at 28, receives a journal written some 15 years earlier by the boy, long dead, who was her first love (Birger Malmsten).</w:t>
         <w:br/>
-        <w:t>Born in 1905 in Stockholm and originally named Greta Gustafsson, Garbo was the third child of working-class parents. Forced to go to work at the age of 14, she drifted into a modeling career, and there are some fascinating glimpses of her in promotional films made in the early 1920's. It was the Swedish director Mauritz Stiller, who was said to be a homosexual and who became her Svengali, who told her how to look, dress and act and who even arranged her debut as Greta Garbo in his 1924 film "The Saga of Gosta Berling."</w:t>
+        <w:t>Nilsson gives a terrific performance, both as a high-spirited adolescent and a prematurely world-weary ballerina. Not only lyrical, the movie can be frisky, too, as in the playful interpolation of an animated cartoon. A small film with big ambitions regarding the nature of love and mortality as well as the relationship between life and theater, "Summer Interlude" is alternately melodramatic and expressionistic, occasionally verging on the supernatural. Still, the filmmaking feels fresh and emotionally raw, leaving the odd sense of Bergman already nostalgic for his own innocence.</w:t>
         <w:br/>
-        <w:t>Scouting for talent in Berlin, Louis B. Mayer signed a contract with Stiller, but only after the M-G-M mogul somewhat reluctantly agreed to give Garbo a contract as part of the deal. The rest is pop history, with the actress becoming an international star and her mentor eventually dismissed and returning to die brokenhearted in Sweden.</w:t>
+        <w:t>Apparently the first Bergman film to open in the United States (under the title "Illicit Interlude"), "Summer Interlude" was praised by           the           New York Times critic Bosley Crowther as a "beautifully realized recount of a rhapsodic romance," and a movie "no more meriting the pornographic word 'illicit' than it deserves to be labeled smut." On the other hand, "Summer With Monika," released here a few years later as            "Monika: The Story of a Bad Girl," cut and rescored by the lounge-music maestro Lex Baxter, was considered an exploitation film and not reviewed in The Times. (Having heard as a teenager about a Swedish movie "in which a young woman swam completely naked," Woody Allen            claimed to have "slept overnight on the curb to be the first on line" when "Monika" opened at a Brooklyn movie house.)</w:t>
         <w:br/>
-        <w:t>This survey of Garbo's films, from silents to talkies, is crisply efficient, although certain details are annoying. Once again, we hear that John Gilbert, Garbo's great co-star and off-screen lover, could not make the transition to sound movies because the public laughed at his high-pitched voice. Yet minutes later, we watch Gilbert opposite Garbo in "Queen Christina" and his voice is quite ordinary, almost husky. Canards die hard, evidently.</w:t>
+        <w:t>"Summer With Monika" is a more extreme version of "Summer Interlude." The love story is transposed to a working-class milieu and charged with the spirit of youthful rebellion; the film is even more lyrical, and emotionally harsher. The shop girl Monika (20-year-old Harriet Andersson, in her first movie) picks up a delivery boy (Lars Ekborg) and persuades him to play hooky with her during a summer idyll that ends in an unwanted pregnancy and an unwise marriage.</w:t>
         <w:br/>
-        <w:t>What does come across magnificently is Garbo's extraordinary ability to appear completely unaffected in front of a camera. (William Daniels was the cinematographer for 20 of her 27 films.) Even today, when so many of the actors around her look dated and exaggerated, Garbo appears to be utterly fresh and timeless.</w:t>
+        <w:t>The story may be familiar. Monika, who lives for the moment and eschews any domestic responsibility, is not. Bergman's repeated cutaways to sky, water and the summer landscape, establish her as an impulsive child of nature. More than that, Monika is also a foe of stuffy bourgeois morality. Andersson's challenging, uninhibited performance is comparable to that of her French contemporary Brigitte Bardot — a quality not lost on the young critics, soon to be New Wave directors, Jean-Luc Godard and Francois Truffaut.</w:t>
         <w:br/>
-        <w:t>The presentations of "The Divine Garbo" are to be followed by "Camille" (1937), at 9 P.M. with color added and at 12:30 A.M. in black and white. Watch it and be astonished. Garbo remains, as this documentary puts it, the screen's grandest illusion.</w:t>
+        <w:t>Writing in 1958, Godard praised "Monika" as "the cinematographic event of the year," adding that "it is today what 'Birth of a Nation' is to the classical cinema," while Truffaut had the protagonist of his first movie "The 400 Blows" (1959) steal a poster of Andersson's Monika. The close-up shot of Andersson's defiant stare into the camera (what Godard called "the saddest shot in the history of cinema") is thought by some to have inspired Jean Seberg's similar gaze at the end of "Breathless" (1960).</w:t>
         <w:br/>
-        <w:t xml:space="preserve"> </w:t>
+        <w:t>Two years after "Monika," "Smiles of a Summer Night" (1955) won a prize at Cannes and confirmed Bergman's international reputation as well as his artistic maturity. A sophisticated sex farce in the tradition of Jean Renoir and Max Ophuls, set at the dawn of the 20th century, it mixes and matches four couples, giving the most weight to a stuffy middle-aged lawyer (Gunnar Bjornstrand) with a teenage bride (Ulla Jacobsson), and a former mistress (the distinguished actress Eva Dahlbeck). Crowther began his Times            review by asking, "Who would have thought that august Sweden would be sending us a film comedy as witty and cheerfully candid about the complexities of love as any recent French essay on l'amour?"</w:t>
         <w:br/>
-        <w:t>The Divine Garbo</w:t>
+        <w:t>Who indeed? "Smiles" is a movie of elaborate contrivances. The magical wine served during the course of a summer night spent at a country chateau serves to bring the ensemble into correct romantic alignment. The underlying tone is one of labored rue; although the movie does at times come close to farce, only Dahlbeck and Harriet Andersson, playing the requisite saucy maid, appear to be having fun.</w:t>
         <w:br/>
-        <w:t xml:space="preserve"> </w:t>
+        <w:t>Pauline Kael called "Smiles of a Summer Night" a "nearly perfect" film. Perhaps. The gears click smoothly into place, the aphorisms land with a gentle thud, and the actors hit their marks with professional aplomb. But it is certainly possible to prefer the imperfections of Bergman's wilder, more soulfully self-pitying summer stories.</w:t>
         <w:br/>
-        <w:t>Directed and edited by Susan F. Walker; written by David Ansen; music by Mark Governor; director of photography, Bill Megalos; associate producer, Lissa Albaum; produced by Ellen M. Krass and Ms. Walker; Ms. Krass, executive producer; Glenn Close, host. At 8 and 11:30 P.M. today on TNT.</w:t>
+        <w:t>"Smiles" provided the basis for Stephen Sondheim's 1973 musical "A Little Night Music," later filmed in 1977, and inspired Woody Allen in his 1982 feature "A Midsummer Night's Sex Comedy" — a respectful spoof that would have benefited from the anarchic insolence of that bad girl, Monika.</w:t>
+        <w:br/>
+        <w:t>"Summer Interlude," "Summer with Monika" and "Smiles of Summer Night" may all be streamed from the Criterion Channel. "Summer with Monika" is also available on            Amazon Prime. "A Midsummer Night's Sex Comedy" can be streamed via            YouTube,            Google Play,            Vudu and elsewhere.</w:t>
+        <w:br/>
+        <w:t>PHOTO: Maj-Britt Nilsson, left, and Birger Malmsten in Ingmar Bergman's 1951 romantic tragedy, "Summer Interlude". (PHOTOGRAPH BY Criterion Collection FOR THE NEW YORK TIMES)</w:t>
       </w:r>
     </w:p>
     <w:sectPr>
